--- a/backend/src/backend.Api/rag_outputs/Replybrary_Workflows.docx
+++ b/backend/src/backend.Api/rag_outputs/Replybrary_Workflows.docx
@@ -28,6 +28,14 @@
         </w:p>
       </w:sdtContent>
     </w:sdt>
+    <w:p>
+      <w:pPr>
+        <w:pStyle w:val="FirstParagraph"/>
+      </w:pPr>
+      <w:r>
+        <w:t xml:space="preserve">Below are summaries for each uploaded workflow, generated only from the uploaded files (workflow list and individual workflow files) .</w:t>
+      </w:r>
+    </w:p>
     <w:bookmarkStart w:id="9" w:name="Xb9bf60300acb8c24ebe9a37232ea10b9d5e4974"/>
     <w:p>
       <w:pPr>
@@ -61,13 +69,7 @@
         </w:numPr>
       </w:pPr>
       <w:r>
-        <w:t xml:space="preserve">Trigger / purpose: Not found in uploaded files.</w:t>
-      </w:r>
-      <w:r>
-        <w:br/>
-      </w:r>
-      <w:r>
-        <w:t xml:space="preserve">Listed in workflows.json</w:t>
+        <w:t xml:space="preserve">Any obvious trigger/purpose: Not found in uploaded files.</w:t>
       </w:r>
     </w:p>
     <w:bookmarkEnd w:id="9"/>
@@ -104,13 +106,7 @@
         </w:numPr>
       </w:pPr>
       <w:r>
-        <w:t xml:space="preserve">Trigger / purpose: Not found in uploaded files.</w:t>
-      </w:r>
-      <w:r>
-        <w:br/>
-      </w:r>
-      <w:r>
-        <w:t xml:space="preserve">Listed in workflows.json</w:t>
+        <w:t xml:space="preserve">Any obvious trigger/purpose: Likely related to sending reminders associated with the EndFormFlow, but explicit details not found in uploaded files.</w:t>
       </w:r>
     </w:p>
     <w:bookmarkEnd w:id="10"/>
@@ -147,13 +143,7 @@
         </w:numPr>
       </w:pPr>
       <w:r>
-        <w:t xml:space="preserve">Trigger / purpose: Not found in uploaded files.</w:t>
-      </w:r>
-      <w:r>
-        <w:br/>
-      </w:r>
-      <w:r>
-        <w:t xml:space="preserve">Listed in workflows.json</w:t>
+        <w:t xml:space="preserve">Any obvious trigger/purpose: Implied purpose is sending reminders about identifiers (e.g., missing or expiring identifiers), but explicit details not found in uploaded files.</w:t>
       </w:r>
     </w:p>
     <w:bookmarkEnd w:id="11"/>
@@ -190,13 +180,7 @@
         </w:numPr>
       </w:pPr>
       <w:r>
-        <w:t xml:space="preserve">Trigger / purpose: Not found in uploaded files.</w:t>
-      </w:r>
-      <w:r>
-        <w:br/>
-      </w:r>
-      <w:r>
-        <w:t xml:space="preserve">Listed in workflows.json</w:t>
+        <w:t xml:space="preserve">Any obvious trigger/purpose: Name implies it manages or updates a People list (e.g., syncing or generating a People list), but explicit details not found in uploaded files.</w:t>
       </w:r>
     </w:p>
     <w:bookmarkEnd w:id="12"/>
@@ -233,13 +217,7 @@
         </w:numPr>
       </w:pPr>
       <w:r>
-        <w:t xml:space="preserve">Trigger / purpose: Not found in uploaded files.</w:t>
-      </w:r>
-      <w:r>
-        <w:br/>
-      </w:r>
-      <w:r>
-        <w:t xml:space="preserve">Listed in workflows.json</w:t>
+        <w:t xml:space="preserve">Any obvious trigger/purpose: Not found in uploaded files.</w:t>
       </w:r>
     </w:p>
     <w:bookmarkEnd w:id="13"/>
@@ -276,13 +254,7 @@
         </w:numPr>
       </w:pPr>
       <w:r>
-        <w:t xml:space="preserve">Trigger / purpose: Not found in uploaded files.</w:t>
-      </w:r>
-      <w:r>
-        <w:br/>
-      </w:r>
-      <w:r>
-        <w:t xml:space="preserve">Listed in workflows.json</w:t>
+        <w:t xml:space="preserve">Any obvious trigger/purpose: Name suggests it sends reminders for PM (project/portfolio manager) forms; explicit trigger/purpose not found in uploaded files.</w:t>
       </w:r>
     </w:p>
     <w:bookmarkEnd w:id="14"/>
@@ -319,13 +291,7 @@
         </w:numPr>
       </w:pPr>
       <w:r>
-        <w:t xml:space="preserve">Trigger / purpose: Not found in uploaded files.</w:t>
-      </w:r>
-      <w:r>
-        <w:br/>
-      </w:r>
-      <w:r>
-        <w:t xml:space="preserve">Listed in workflows.json</w:t>
+        <w:t xml:space="preserve">Any obvious trigger/purpose: The name indicates a daily check against Pipedrive (i.e., a scheduled daily job); explicit schedule/trigger details are not present in the uploaded files.</w:t>
       </w:r>
     </w:p>
     <w:bookmarkEnd w:id="15"/>
@@ -347,7 +313,7 @@
         </w:numPr>
       </w:pPr>
       <w:r>
-        <w:t xml:space="preserve">What it does: Not found in uploaded files.</w:t>
+        <w:t xml:space="preserve">What it does: Likely fetches exchange rate information (based on the filename).</w:t>
       </w:r>
       <w:r>
         <w:br/>
@@ -362,13 +328,7 @@
         </w:numPr>
       </w:pPr>
       <w:r>
-        <w:t xml:space="preserve">Trigger / purpose: Not found in uploaded files.</w:t>
-      </w:r>
-      <w:r>
-        <w:br/>
-      </w:r>
-      <w:r>
-        <w:t xml:space="preserve">Listed in workflows.json</w:t>
+        <w:t xml:space="preserve">Any obvious trigger/purpose: Trigger/purpose not explicitly documented in the uploaded files (could be on-demand or scheduled).</w:t>
       </w:r>
     </w:p>
     <w:bookmarkEnd w:id="16"/>
@@ -405,13 +365,7 @@
         </w:numPr>
       </w:pPr>
       <w:r>
-        <w:t xml:space="preserve">Trigger / purpose: Not found in uploaded files.</w:t>
-      </w:r>
-      <w:r>
-        <w:br/>
-      </w:r>
-      <w:r>
-        <w:t xml:space="preserve">Listed in workflows.json</w:t>
+        <w:t xml:space="preserve">Any obvious trigger/purpose: Name implies it processes or validates identifiers; explicit details not found in uploaded files.</w:t>
       </w:r>
     </w:p>
     <w:bookmarkEnd w:id="17"/>
@@ -448,13 +402,7 @@
         </w:numPr>
       </w:pPr>
       <w:r>
-        <w:t xml:space="preserve">Trigger / purpose: Not found in uploaded files.</w:t>
-      </w:r>
-      <w:r>
-        <w:br/>
-      </w:r>
-      <w:r>
-        <w:t xml:space="preserve">Listed in workflows.json</w:t>
+        <w:t xml:space="preserve">Any obvious trigger/purpose: Name suggests it handles logo upload(s); explicit trigger/purpose not found in uploaded files.</w:t>
       </w:r>
     </w:p>
     <w:p>
@@ -462,7 +410,46 @@
         <w:pStyle w:val="FirstParagraph"/>
       </w:pPr>
       <w:r>
-        <w:t xml:space="preserve">Note: Only workflow filenames and counts were available in the uploaded chunks (workflows.json); no workflow internals or trigger/action descriptions were present in the uploaded files to summarize.</w:t>
+        <w:t xml:space="preserve">Notes:</w:t>
+      </w:r>
+      <w:r>
+        <w:t xml:space="preserve"> </w:t>
+      </w:r>
+      <w:r>
+        <w:t xml:space="preserve">- Workflow filenames and the master workflow list were used as the only source material for these summaries .</w:t>
+      </w:r>
+      <w:r>
+        <w:t xml:space="preserve"> </w:t>
+      </w:r>
+      <w:r>
+        <w:t xml:space="preserve">- Where the filename made an obvious purpose likely (e.g.,</w:t>
+      </w:r>
+      <w:r>
+        <w:t xml:space="preserve"> </w:t>
+      </w:r>
+      <w:r>
+        <w:t xml:space="preserve">“Daily”</w:t>
+      </w:r>
+      <w:r>
+        <w:t xml:space="preserve"> </w:t>
+      </w:r>
+      <w:r>
+        <w:t xml:space="preserve">or</w:t>
+      </w:r>
+      <w:r>
+        <w:t xml:space="preserve"> </w:t>
+      </w:r>
+      <w:r>
+        <w:t xml:space="preserve">“GetExchangeRate”</w:t>
+      </w:r>
+      <w:r>
+        <w:t xml:space="preserve">), that was noted; where no explicit behavior or trigger could be found in the uploaded chunks, the summary states</w:t>
+      </w:r>
+      <w:r>
+        <w:t xml:space="preserve"> </w:t>
+      </w:r>
+      <w:r>
+        <w:t xml:space="preserve">“Not found in uploaded files.”</w:t>
       </w:r>
     </w:p>
     <w:bookmarkEnd w:id="18"/>

--- a/backend/src/backend.Api/rag_outputs/Replybrary_Workflows.docx
+++ b/backend/src/backend.Api/rag_outputs/Replybrary_Workflows.docx
@@ -28,21 +28,13 @@
         </w:p>
       </w:sdtContent>
     </w:sdt>
-    <w:p>
-      <w:pPr>
-        <w:pStyle w:val="FirstParagraph"/>
-      </w:pPr>
-      <w:r>
-        <w:t xml:space="preserve">Below are summaries for each uploaded workflow, generated only from the uploaded files (workflow list and individual workflow files) .</w:t>
-      </w:r>
-    </w:p>
-    <w:bookmarkStart w:id="9" w:name="Xb9bf60300acb8c24ebe9a37232ea10b9d5e4974"/>
+    <w:bookmarkStart w:id="9" w:name="Xf78d25d131682e12d9690316625830a135dc95c"/>
     <w:p>
       <w:pPr>
         <w:pStyle w:val="Heading3"/>
       </w:pPr>
       <w:r>
-        <w:t xml:space="preserve">EndFormFlow-82921763-2342-F011-8779-000D3A0CEB69.json</w:t>
+        <w:t xml:space="preserve">EndFormFlow-82921763-2342-F011-8779-000D3A0CEB69</w:t>
       </w:r>
     </w:p>
     <w:p>
@@ -71,15 +63,21 @@
       <w:r>
         <w:t xml:space="preserve">Any obvious trigger/purpose: Not found in uploaded files.</w:t>
       </w:r>
+      <w:r>
+        <w:br/>
+      </w:r>
+      <w:r>
+        <w:t xml:space="preserve">Source: listed in workflows.json ; metadata present in workflows_detailed.json</w:t>
+      </w:r>
     </w:p>
     <w:bookmarkEnd w:id="9"/>
-    <w:bookmarkStart w:id="10" w:name="X2d8567872f17f1aa2013a63ce38f229fd9bf699"/>
+    <w:bookmarkStart w:id="10" w:name="X3d8294b92e3ff36862d3dcf4961b66c85457e4e"/>
     <w:p>
       <w:pPr>
         <w:pStyle w:val="Heading3"/>
       </w:pPr>
       <w:r>
-        <w:t xml:space="preserve">EndFormFlowReminder-128F82AA-B942-F011-877A-000D3A0CEB69.json</w:t>
+        <w:t xml:space="preserve">EndFormFlowReminder-128F82AA-B942-F011-877A-000D3A0CEB69</w:t>
       </w:r>
     </w:p>
     <w:p>
@@ -106,17 +104,23 @@
         </w:numPr>
       </w:pPr>
       <w:r>
-        <w:t xml:space="preserve">Any obvious trigger/purpose: Likely related to sending reminders associated with the EndFormFlow, but explicit details not found in uploaded files.</w:t>
+        <w:t xml:space="preserve">Any obvious trigger/purpose: Not found in uploaded files.</w:t>
+      </w:r>
+      <w:r>
+        <w:br/>
+      </w:r>
+      <w:r>
+        <w:t xml:space="preserve">Source: listed in workflows.json ; metadata present in workflows_detailed.json</w:t>
       </w:r>
     </w:p>
     <w:bookmarkEnd w:id="10"/>
-    <w:bookmarkStart w:id="11" w:name="Xcd95f28b8c61b50a648e6ddfb5d2d6c511cf867"/>
+    <w:bookmarkStart w:id="11" w:name="X5218eb7fbf49626c1aabd67ccc0180e663fe94c"/>
     <w:p>
       <w:pPr>
         <w:pStyle w:val="Heading3"/>
       </w:pPr>
       <w:r>
-        <w:t xml:space="preserve">IdentifierReminderFlow-D4AE74B0-DA42-F011-877A-000D3A0CEB69.json</w:t>
+        <w:t xml:space="preserve">IdentifierReminderFlow-D4AE74B0-DA42-F011-877A-000D3A0CEB69</w:t>
       </w:r>
     </w:p>
     <w:p>
@@ -143,17 +147,23 @@
         </w:numPr>
       </w:pPr>
       <w:r>
-        <w:t xml:space="preserve">Any obvious trigger/purpose: Implied purpose is sending reminders about identifiers (e.g., missing or expiring identifiers), but explicit details not found in uploaded files.</w:t>
+        <w:t xml:space="preserve">Any obvious trigger/purpose: Not found in uploaded files.</w:t>
+      </w:r>
+      <w:r>
+        <w:br/>
+      </w:r>
+      <w:r>
+        <w:t xml:space="preserve">Source: listed in workflows.json ; metadata present in workflows_detailed.json</w:t>
       </w:r>
     </w:p>
     <w:bookmarkEnd w:id="11"/>
-    <w:bookmarkStart w:id="12" w:name="Xa5a74bfa1761a93f833c5c09acd50baaf081eea"/>
+    <w:bookmarkStart w:id="12" w:name="Xd514b97a0fd8a95b46b783e0e414122fe4117c9"/>
     <w:p>
       <w:pPr>
         <w:pStyle w:val="Heading3"/>
       </w:pPr>
       <w:r>
-        <w:t xml:space="preserve">PeopleListFlow-3CE0853C-4C36-F011-8C4C-6045BD0ACADB.json</w:t>
+        <w:t xml:space="preserve">PeopleListFlow-3CE0853C-4C36-F011-8C4C-6045BD0ACADB</w:t>
       </w:r>
     </w:p>
     <w:p>
@@ -180,17 +190,23 @@
         </w:numPr>
       </w:pPr>
       <w:r>
-        <w:t xml:space="preserve">Any obvious trigger/purpose: Name implies it manages or updates a People list (e.g., syncing or generating a People list), but explicit details not found in uploaded files.</w:t>
+        <w:t xml:space="preserve">Any obvious trigger/purpose: Not found in uploaded files.</w:t>
+      </w:r>
+      <w:r>
+        <w:br/>
+      </w:r>
+      <w:r>
+        <w:t xml:space="preserve">Source: listed in workflows.json ; metadata present in workflows_detailed.json</w:t>
       </w:r>
     </w:p>
     <w:bookmarkEnd w:id="12"/>
-    <w:bookmarkStart w:id="13" w:name="X1c83052c5ec160c626f11a699349177cfbcc38d"/>
+    <w:bookmarkStart w:id="13" w:name="Xa8b4caaab7df3235a3c66603334f1cc97d0cf13"/>
     <w:p>
       <w:pPr>
         <w:pStyle w:val="Heading3"/>
       </w:pPr>
       <w:r>
-        <w:t xml:space="preserve">PMflow-A3194D5E-D434-F011-8C4C-6045BD0ACADB.json</w:t>
+        <w:t xml:space="preserve">PMflow-A3194D5E-D434-F011-8C4C-6045BD0ACADB</w:t>
       </w:r>
     </w:p>
     <w:p>
@@ -219,15 +235,21 @@
       <w:r>
         <w:t xml:space="preserve">Any obvious trigger/purpose: Not found in uploaded files.</w:t>
       </w:r>
+      <w:r>
+        <w:br/>
+      </w:r>
+      <w:r>
+        <w:t xml:space="preserve">Source: listed in workflows.json ; metadata present in workflows_detailed.json</w:t>
+      </w:r>
     </w:p>
     <w:bookmarkEnd w:id="13"/>
-    <w:bookmarkStart w:id="14" w:name="X5241559131f1578b4ac14bf63544bf2cc2557dd"/>
+    <w:bookmarkStart w:id="14" w:name="Xd86a7aec2a25f98fae4eaa61a77e1b2e4d4a5ef"/>
     <w:p>
       <w:pPr>
         <w:pStyle w:val="Heading3"/>
       </w:pPr>
       <w:r>
-        <w:t xml:space="preserve">PMFormReminderFlow-B025C04D-D342-F011-877A-000D3A0CEB69.json</w:t>
+        <w:t xml:space="preserve">PMFormReminderFlow-B025C04D-D342-F011-877A-000D3A0CEB69</w:t>
       </w:r>
     </w:p>
     <w:p>
@@ -254,17 +276,23 @@
         </w:numPr>
       </w:pPr>
       <w:r>
-        <w:t xml:space="preserve">Any obvious trigger/purpose: Name suggests it sends reminders for PM (project/portfolio manager) forms; explicit trigger/purpose not found in uploaded files.</w:t>
+        <w:t xml:space="preserve">Any obvious trigger/purpose: Not found in uploaded files.</w:t>
+      </w:r>
+      <w:r>
+        <w:br/>
+      </w:r>
+      <w:r>
+        <w:t xml:space="preserve">Source: listed in workflows.json ; metadata present in workflows_detailed.json</w:t>
       </w:r>
     </w:p>
     <w:bookmarkEnd w:id="14"/>
-    <w:bookmarkStart w:id="15" w:name="X8f562cc9bba5d1194616a32977295ad3a43899e"/>
+    <w:bookmarkStart w:id="15" w:name="Xfec0728fcd369e8e63f44d8ab5b8576143824ab"/>
     <w:p>
       <w:pPr>
         <w:pStyle w:val="Heading3"/>
       </w:pPr>
       <w:r>
-        <w:t xml:space="preserve">ReplybraryDailyPipedrivecheck-5898F434-A147-F011-8779-000D3A0CEB69.json</w:t>
+        <w:t xml:space="preserve">ReplybraryDailyPipedrivecheck-5898F434-A147-F011-8779-000D3A0CEB69</w:t>
       </w:r>
     </w:p>
     <w:p>
@@ -291,17 +319,23 @@
         </w:numPr>
       </w:pPr>
       <w:r>
-        <w:t xml:space="preserve">Any obvious trigger/purpose: The name indicates a daily check against Pipedrive (i.e., a scheduled daily job); explicit schedule/trigger details are not present in the uploaded files.</w:t>
+        <w:t xml:space="preserve">Any obvious trigger/purpose: Not found in uploaded files.</w:t>
+      </w:r>
+      <w:r>
+        <w:br/>
+      </w:r>
+      <w:r>
+        <w:t xml:space="preserve">Source: listed in workflows.json ; metadata present in workflows_detailed.json</w:t>
       </w:r>
     </w:p>
     <w:bookmarkEnd w:id="15"/>
-    <w:bookmarkStart w:id="16" w:name="Xe72018d3bbe7d8e66e90ee79433dd15e6ea6111"/>
+    <w:bookmarkStart w:id="16" w:name="X2103bc00389894c0360b783fa4608b221ea0dbd"/>
     <w:p>
       <w:pPr>
         <w:pStyle w:val="Heading3"/>
       </w:pPr>
       <w:r>
-        <w:t xml:space="preserve">Replybrary_GetExchangeRate-4E437A2B-C74D-F011-877B-000D3A0CEB69.json</w:t>
+        <w:t xml:space="preserve">Replybrary_GetExchangeRate-4E437A2B-C74D-F011-877B-000D3A0CEB69</w:t>
       </w:r>
     </w:p>
     <w:p>
@@ -313,7 +347,7 @@
         </w:numPr>
       </w:pPr>
       <w:r>
-        <w:t xml:space="preserve">What it does: Likely fetches exchange rate information (based on the filename).</w:t>
+        <w:t xml:space="preserve">What it does: Not found in uploaded files.</w:t>
       </w:r>
       <w:r>
         <w:br/>
@@ -328,17 +362,23 @@
         </w:numPr>
       </w:pPr>
       <w:r>
-        <w:t xml:space="preserve">Any obvious trigger/purpose: Trigger/purpose not explicitly documented in the uploaded files (could be on-demand or scheduled).</w:t>
+        <w:t xml:space="preserve">Any obvious trigger/purpose: Not found in uploaded files.</w:t>
+      </w:r>
+      <w:r>
+        <w:br/>
+      </w:r>
+      <w:r>
+        <w:t xml:space="preserve">Source: listed in workflows.json ; metadata present in workflows_detailed.json</w:t>
       </w:r>
     </w:p>
     <w:bookmarkEnd w:id="16"/>
-    <w:bookmarkStart w:id="17" w:name="Xf739805de37d5c1c71929fd8c8d18046622cc9a"/>
+    <w:bookmarkStart w:id="17" w:name="X6d0838455dcbc0bea4e88799549b7ce3b438089"/>
     <w:p>
       <w:pPr>
         <w:pStyle w:val="Heading3"/>
       </w:pPr>
       <w:r>
-        <w:t xml:space="preserve">Replybrary_Identifier_Flow-38CA161E-BA34-F011-8C4C-6045BD0ACADB.json</w:t>
+        <w:t xml:space="preserve">Replybrary_Identifier_Flow-38CA161E-BA34-F011-8C4C-6045BD0ACADB</w:t>
       </w:r>
     </w:p>
     <w:p>
@@ -365,17 +405,23 @@
         </w:numPr>
       </w:pPr>
       <w:r>
-        <w:t xml:space="preserve">Any obvious trigger/purpose: Name implies it processes or validates identifiers; explicit details not found in uploaded files.</w:t>
+        <w:t xml:space="preserve">Any obvious trigger/purpose: Not found in uploaded files.</w:t>
+      </w:r>
+      <w:r>
+        <w:br/>
+      </w:r>
+      <w:r>
+        <w:t xml:space="preserve">Source: listed in workflows.json ; metadata present in workflows_detailed.json</w:t>
       </w:r>
     </w:p>
     <w:bookmarkEnd w:id="17"/>
-    <w:bookmarkStart w:id="18" w:name="Xdf952b55cab7b74c681006564533847ded91a1f"/>
+    <w:bookmarkStart w:id="18" w:name="Xa6967997c5c2b40fd45ef97bc39e3cb28f36810"/>
     <w:p>
       <w:pPr>
         <w:pStyle w:val="Heading3"/>
       </w:pPr>
       <w:r>
-        <w:t xml:space="preserve">UploadLogo-F9309D25-C742-F011-877A-000D3A0CEB69.json</w:t>
+        <w:t xml:space="preserve">UploadLogo-F9309D25-C742-F011-877A-000D3A0CEB69</w:t>
       </w:r>
     </w:p>
     <w:p>
@@ -402,7 +448,13 @@
         </w:numPr>
       </w:pPr>
       <w:r>
-        <w:t xml:space="preserve">Any obvious trigger/purpose: Name suggests it handles logo upload(s); explicit trigger/purpose not found in uploaded files.</w:t>
+        <w:t xml:space="preserve">Any obvious trigger/purpose: Not found in uploaded files.</w:t>
+      </w:r>
+      <w:r>
+        <w:br/>
+      </w:r>
+      <w:r>
+        <w:t xml:space="preserve">Source: listed in workflows.json ; metadata present in workflows_detailed.json</w:t>
       </w:r>
     </w:p>
     <w:p>
@@ -410,46 +462,19 @@
         <w:pStyle w:val="FirstParagraph"/>
       </w:pPr>
       <w:r>
-        <w:t xml:space="preserve">Notes:</w:t>
+        <w:t xml:space="preserve">Note: The uploaded chunks include workflow names, file names and connector/env metadata (see workflows_detailed.json and relationships.json), but they do not contain explicit human-readable descriptions or trigger definitions for each workflow in the uploaded snippets—hence the</w:t>
       </w:r>
       <w:r>
         <w:t xml:space="preserve"> </w:t>
       </w:r>
       <w:r>
-        <w:t xml:space="preserve">- Workflow filenames and the master workflow list were used as the only source material for these summaries .</w:t>
+        <w:t xml:space="preserve">“Not found in uploaded files”</w:t>
       </w:r>
       <w:r>
         <w:t xml:space="preserve"> </w:t>
       </w:r>
       <w:r>
-        <w:t xml:space="preserve">- Where the filename made an obvious purpose likely (e.g.,</w:t>
-      </w:r>
-      <w:r>
-        <w:t xml:space="preserve"> </w:t>
-      </w:r>
-      <w:r>
-        <w:t xml:space="preserve">“Daily”</w:t>
-      </w:r>
-      <w:r>
-        <w:t xml:space="preserve"> </w:t>
-      </w:r>
-      <w:r>
-        <w:t xml:space="preserve">or</w:t>
-      </w:r>
-      <w:r>
-        <w:t xml:space="preserve"> </w:t>
-      </w:r>
-      <w:r>
-        <w:t xml:space="preserve">“GetExchangeRate”</w:t>
-      </w:r>
-      <w:r>
-        <w:t xml:space="preserve">), that was noted; where no explicit behavior or trigger could be found in the uploaded chunks, the summary states</w:t>
-      </w:r>
-      <w:r>
-        <w:t xml:space="preserve"> </w:t>
-      </w:r>
-      <w:r>
-        <w:t xml:space="preserve">“Not found in uploaded files.”</w:t>
+        <w:t xml:space="preserve">responses above.</w:t>
       </w:r>
     </w:p>
     <w:bookmarkEnd w:id="18"/>
